--- a/00-首页/题组Word/第一轮·竞赛教材版/第一轮原理-4-化学动力学-学生版.docx
+++ b/00-首页/题组Word/第一轮·竞赛教材版/第一轮原理-4-化学动力学-学生版.docx
@@ -2,7 +2,7 @@
 <file path=word/document.xml><?xml version="1.0" encoding="utf-8"?>
 <w:document xmlns:w="http://schemas.openxmlformats.org/wordprocessingml/2006/main" xmlns:m="http://schemas.openxmlformats.org/officeDocument/2006/math" xmlns:r="http://schemas.openxmlformats.org/officeDocument/2006/relationships" xmlns:o="urn:schemas-microsoft-com:office:office" xmlns:v="urn:schemas-microsoft-com:vml" xmlns:w10="urn:schemas-microsoft-com:office:word" xmlns:a="http://schemas.openxmlformats.org/drawingml/2006/main" xmlns:pic="http://schemas.openxmlformats.org/drawingml/2006/picture" xmlns:wp="http://schemas.openxmlformats.org/drawingml/2006/wordprocessingDrawing">
   <w:body>
-    <w:bookmarkStart w:id="49" w:name="第一轮化学原理-化学动力学练习"/>
+    <w:bookmarkStart w:id="50" w:name="第一轮化学原理-化学动力学练习"/>
     <w:p>
       <w:pPr>
         <w:pStyle w:val="Heading1"/>
@@ -50,7 +50,7 @@
         </w:pict>
       </w:r>
     </w:p>
-    <w:bookmarkStart w:id="48" w:name="题目"/>
+    <w:bookmarkStart w:id="49" w:name="题目"/>
     <w:p>
       <w:pPr>
         <w:pStyle w:val="Heading2"/>
@@ -8769,14 +8769,14 @@
         </w:rPr>
         <w:drawing>
           <wp:inline>
-            <wp:extent cx="3240000" cy="4584609"/>
+            <wp:extent cx="3600000" cy="1337142"/>
             <wp:effectExtent b="0" l="0" r="0" t="0"/>
             <wp:docPr descr="" title="" id="14" name="Picture"/>
             <a:graphic>
               <a:graphicData uri="http://schemas.openxmlformats.org/drawingml/2006/picture">
                 <pic:pic>
                   <pic:nvPicPr>
-                    <pic:cNvPr descr="06-外部资料导入/真题/省预赛/images/2023-浙江预赛_p05.png" id="15" name="Picture"/>
+                    <pic:cNvPr descr="06-外部资料导入/真题/省预赛/裁剪图/2023-浙江预赛_q24.png" id="15" name="Picture"/>
                     <pic:cNvPicPr>
                       <a:picLocks noChangeArrowheads="1" noChangeAspect="1"/>
                     </pic:cNvPicPr>
@@ -8790,7 +8790,7 @@
                   <pic:spPr bwMode="auto">
                     <a:xfrm>
                       <a:off x="0" y="0"/>
-                      <a:ext cx="3240000" cy="4584609"/>
+                      <a:ext cx="3600000" cy="1337142"/>
                     </a:xfrm>
                     <a:prstGeom prst="rect">
                       <a:avLst/>
@@ -14520,330 +14520,16 @@
         </w:pict>
       </w:r>
     </w:p>
+    <w:bookmarkEnd w:id="29"/>
+    <w:bookmarkStart w:id="30" w:name="第16题"/>
     <w:p>
       <w:pPr>
-        <w:pStyle w:val="FirstParagraph"/>
+        <w:pStyle w:val="Heading3"/>
+        <w:spacing w:before="280" w:after="120"/>
       </w:pPr>
       <w:r>
         <w:rPr>
-          <w:rFonts w:hint="eastAsia" w:ascii="Times New Roman" w:hAnsi="Times New Roman" w:eastAsia="FangSong" w:cs="Times New Roman"/>
-          <w:b/>
-          <w:bCs/>
-        </w:rPr>
-        <w:t>答案</w:t>
-      </w:r>
-      <w:r>
-        <w:rPr>
-          <w:rFonts w:hint="eastAsia" w:ascii="Times New Roman" w:hAnsi="Times New Roman" w:eastAsia="Times New Roman" w:cs="Times New Roman"/>
-          <w:b/>
-          <w:bCs/>
-        </w:rPr>
-        <w:t>：D</w:t>
-      </w:r>
-    </w:p>
-    <w:p>
-      <w:pPr>
-        <w:pStyle w:val="BodyText"/>
-      </w:pPr>
-      <w:r>
-        <w:rPr>
-          <w:rFonts w:hint="eastAsia" w:ascii="Times New Roman" w:hAnsi="Times New Roman" w:eastAsia="FangSong" w:cs="Times New Roman"/>
-          <w:b/>
-          <w:bCs/>
-        </w:rPr>
-        <w:t>解析</w:t>
-      </w:r>
-      <w:r>
-        <w:rPr>
-          <w:rFonts w:hint="eastAsia" w:ascii="Times New Roman" w:hAnsi="Times New Roman" w:eastAsia="Times New Roman" w:cs="Times New Roman"/>
-          <w:b/>
-          <w:bCs/>
-        </w:rPr>
-        <w:t>：</w:t>
-      </w:r>
-    </w:p>
-    <w:p>
-      <w:pPr>
-        <w:pStyle w:val="BodyText"/>
-      </w:pPr>
-      <w:r>
-        <w:rPr>
-          <w:rFonts w:hint="eastAsia" w:ascii="Times New Roman" w:hAnsi="Times New Roman" w:eastAsia="FangSong" w:cs="Times New Roman"/>
-        </w:rPr>
-        <w:t>正反应吸热</w:t>
-      </w:r>
-      <w:r>
-        <w:rPr>
-          <w:rFonts w:hint="eastAsia" w:ascii="Times New Roman" w:hAnsi="Times New Roman" w:eastAsia="Times New Roman" w:cs="Times New Roman"/>
-        </w:rPr>
-        <w:t>，</w:t>
-      </w:r>
-      <w:r>
-        <w:rPr>
-          <w:rFonts w:hint="eastAsia" w:ascii="Times New Roman" w:hAnsi="Times New Roman" w:eastAsia="FangSong" w:cs="Times New Roman"/>
-        </w:rPr>
-        <w:t>升温平衡正移</w:t>
-      </w:r>
-      <w:r>
-        <w:rPr>
-          <w:rFonts w:hint="eastAsia" w:ascii="Times New Roman" w:hAnsi="Times New Roman" w:eastAsia="Times New Roman" w:cs="Times New Roman"/>
-        </w:rPr>
-        <w:t>（A</w:t>
-      </w:r>
-      <w:r>
-        <w:rPr>
-          <w:rFonts w:hint="eastAsia" w:ascii="Times New Roman" w:hAnsi="Times New Roman" w:eastAsia="FangSong" w:cs="Times New Roman"/>
-        </w:rPr>
-        <w:t>可行</w:t>
-      </w:r>
-      <w:r>
-        <w:rPr>
-          <w:rFonts w:hint="eastAsia" w:ascii="Times New Roman" w:hAnsi="Times New Roman" w:eastAsia="Times New Roman" w:cs="Times New Roman"/>
-        </w:rPr>
-        <w:t>）。</w:t>
-      </w:r>
-      <w:r>
-        <w:rPr>
-          <w:rFonts w:hint="eastAsia" w:ascii="Times New Roman" w:hAnsi="Times New Roman" w:eastAsia="FangSong" w:cs="Times New Roman"/>
-        </w:rPr>
-        <w:t>正反应方向气体分子数增大</w:t>
-      </w:r>
-      <w:r>
-        <w:rPr>
-          <w:rFonts w:hint="eastAsia" w:ascii="Times New Roman" w:hAnsi="Times New Roman" w:eastAsia="Times New Roman" w:cs="Times New Roman"/>
-        </w:rPr>
-        <w:t>（1→2），</w:t>
-      </w:r>
-      <w:r>
-        <w:rPr>
-          <w:rFonts w:hint="eastAsia" w:ascii="Times New Roman" w:hAnsi="Times New Roman" w:eastAsia="FangSong" w:cs="Times New Roman"/>
-        </w:rPr>
-        <w:t>减压平衡向分子数增大方向移动即正移</w:t>
-      </w:r>
-      <w:r>
-        <w:rPr>
-          <w:rFonts w:hint="eastAsia" w:ascii="Times New Roman" w:hAnsi="Times New Roman" w:eastAsia="Times New Roman" w:cs="Times New Roman"/>
-        </w:rPr>
-        <w:t>（B</w:t>
-      </w:r>
-      <w:r>
-        <w:rPr>
-          <w:rFonts w:hint="eastAsia" w:ascii="Times New Roman" w:hAnsi="Times New Roman" w:eastAsia="FangSong" w:cs="Times New Roman"/>
-        </w:rPr>
-        <w:t>可行</w:t>
-      </w:r>
-      <w:r>
-        <w:rPr>
-          <w:rFonts w:hint="eastAsia" w:ascii="Times New Roman" w:hAnsi="Times New Roman" w:eastAsia="Times New Roman" w:cs="Times New Roman"/>
-        </w:rPr>
-        <w:t>）。</w:t>
-      </w:r>
-      <w:r>
-        <w:rPr>
-          <w:rFonts w:hint="eastAsia" w:ascii="Times New Roman" w:hAnsi="Times New Roman" w:eastAsia="FangSong" w:cs="Times New Roman"/>
-        </w:rPr>
-        <w:t>加入</w:t>
-      </w:r>
-      <w:r>
-        <w:rPr>
-          <w:rFonts w:hint="eastAsia" w:ascii="Times New Roman" w:hAnsi="Times New Roman" w:eastAsia="Times New Roman" w:cs="Times New Roman"/>
-        </w:rPr>
-        <w:t>N</w:t>
-      </w:r>
-      <w:r>
-        <w:rPr>
-          <w:rFonts w:hint="eastAsia" w:ascii="Times New Roman" w:hAnsi="Times New Roman" w:eastAsia="Times New Roman" w:cs="Times New Roman"/>
-          <w:vertAlign w:val="subscript"/>
-        </w:rPr>
-        <w:t>2</w:t>
-      </w:r>
-      <w:r>
-        <w:rPr>
-          <w:rFonts w:hint="eastAsia" w:ascii="Times New Roman" w:hAnsi="Times New Roman" w:eastAsia="Times New Roman" w:cs="Times New Roman"/>
-        </w:rPr>
-        <w:t>O</w:t>
-      </w:r>
-      <w:r>
-        <w:rPr>
-          <w:rFonts w:hint="eastAsia" w:ascii="Times New Roman" w:hAnsi="Times New Roman" w:eastAsia="Times New Roman" w:cs="Times New Roman"/>
-          <w:vertAlign w:val="subscript"/>
-        </w:rPr>
-        <w:t>4</w:t>
-      </w:r>
-      <w:r>
-        <w:rPr>
-          <w:rFonts w:hint="eastAsia" w:ascii="Times New Roman" w:hAnsi="Times New Roman" w:eastAsia="FangSong" w:cs="Times New Roman"/>
-        </w:rPr>
-        <w:t>虽使正移但转化率不一定增大</w:t>
-      </w:r>
-      <w:r>
-        <w:rPr>
-          <w:rFonts w:hint="eastAsia" w:ascii="Times New Roman" w:hAnsi="Times New Roman" w:eastAsia="Times New Roman" w:cs="Times New Roman"/>
-        </w:rPr>
-        <w:t>，</w:t>
-      </w:r>
-      <w:r>
-        <w:rPr>
-          <w:rFonts w:hint="eastAsia" w:ascii="Times New Roman" w:hAnsi="Times New Roman" w:eastAsia="FangSong" w:cs="Times New Roman"/>
-        </w:rPr>
-        <w:t>但平衡确实正向移动</w:t>
-      </w:r>
-      <w:r>
-        <w:rPr>
-          <w:rFonts w:hint="eastAsia" w:ascii="Times New Roman" w:hAnsi="Times New Roman" w:eastAsia="Times New Roman" w:cs="Times New Roman"/>
-        </w:rPr>
-        <w:t>。</w:t>
-      </w:r>
-      <w:r>
-        <w:rPr>
-          <w:rFonts w:hint="eastAsia" w:ascii="Times New Roman" w:hAnsi="Times New Roman" w:eastAsia="FangSong" w:cs="Times New Roman"/>
-        </w:rPr>
-        <w:t>故</w:t>
-      </w:r>
-      <w:r>
-        <w:rPr>
-          <w:rFonts w:hint="eastAsia" w:ascii="Times New Roman" w:hAnsi="Times New Roman" w:eastAsia="Times New Roman" w:cs="Times New Roman"/>
-        </w:rPr>
-        <w:t>D</w:t>
-      </w:r>
-      <w:r>
-        <w:rPr>
-          <w:rFonts w:hint="eastAsia" w:ascii="Times New Roman" w:hAnsi="Times New Roman" w:eastAsia="FangSong" w:cs="Times New Roman"/>
-        </w:rPr>
-        <w:t>最完整</w:t>
-      </w:r>
-      <w:r>
-        <w:rPr>
-          <w:rFonts w:hint="eastAsia" w:ascii="Times New Roman" w:hAnsi="Times New Roman" w:eastAsia="Times New Roman" w:cs="Times New Roman"/>
-        </w:rPr>
-        <w:t>。</w:t>
-      </w:r>
-    </w:p>
-    <w:p>
-      <w:pPr>
-        <w:pStyle w:val="BodyText"/>
-      </w:pPr>
-      <w:r>
-        <w:rPr>
-          <w:rFonts w:ascii="Times New Roman" w:hAnsi="Times New Roman" w:eastAsia="Times New Roman" w:cs="Times New Roman"/>
-        </w:rPr>
-        <w:t xml:space="preserve">used_in:</w:t>
-      </w:r>
-      <w:r>
-        <w:rPr>
-          <w:rFonts w:ascii="Times New Roman" w:hAnsi="Times New Roman" w:eastAsia="Times New Roman" w:cs="Times New Roman"/>
-        </w:rPr>
-        <w:t xml:space="preserve"> </w:t>
-      </w:r>
-      <w:r>
-        <w:rPr>
-          <w:rFonts w:hint="eastAsia" w:ascii="Times New Roman" w:hAnsi="Times New Roman" w:eastAsia="Times New Roman" w:cs="Times New Roman"/>
-        </w:rPr>
-        <w:t>“</w:t>
-      </w:r>
-      <w:r>
-        <w:rPr>
-          <w:rFonts w:hint="eastAsia" w:ascii="Times New Roman" w:hAnsi="Times New Roman" w:eastAsia="FangSong" w:cs="Times New Roman"/>
-        </w:rPr>
-        <w:t>第二轮习题集</w:t>
-      </w:r>
-      <w:r>
-        <w:rPr>
-          <w:rFonts w:hint="eastAsia" w:ascii="Times New Roman" w:hAnsi="Times New Roman" w:eastAsia="Times New Roman" w:cs="Times New Roman"/>
-        </w:rPr>
-        <w:t>-</w:t>
-      </w:r>
-      <w:r>
-        <w:rPr>
-          <w:rFonts w:hint="eastAsia" w:ascii="Times New Roman" w:hAnsi="Times New Roman" w:eastAsia="FangSong" w:cs="Times New Roman"/>
-        </w:rPr>
-        <w:t>化学原理</w:t>
-      </w:r>
-      <w:r>
-        <w:rPr>
-          <w:rFonts w:hint="eastAsia" w:ascii="Times New Roman" w:hAnsi="Times New Roman" w:eastAsia="Times New Roman" w:cs="Times New Roman"/>
-        </w:rPr>
-        <w:t>I”</w:t>
-      </w:r>
-      <w:r>
-        <w:rPr>
-          <w:rFonts w:ascii="Times New Roman" w:hAnsi="Times New Roman" w:eastAsia="Times New Roman" w:cs="Times New Roman"/>
-        </w:rPr>
-        <w:t xml:space="preserve"> </w:t>
-      </w:r>
-      <w:r>
-        <w:rPr>
-          <w:rFonts w:ascii="Times New Roman" w:hAnsi="Times New Roman" w:eastAsia="Times New Roman" w:cs="Times New Roman"/>
-        </w:rPr>
-        <w:t xml:space="preserve">used_in:</w:t>
-      </w:r>
-      <w:r>
-        <w:rPr>
-          <w:rFonts w:ascii="Times New Roman" w:hAnsi="Times New Roman" w:eastAsia="Times New Roman" w:cs="Times New Roman"/>
-        </w:rPr>
-        <w:t xml:space="preserve"> </w:t>
-      </w:r>
-      <w:r>
-        <w:rPr>
-          <w:rFonts w:hint="eastAsia" w:ascii="Times New Roman" w:hAnsi="Times New Roman" w:eastAsia="Times New Roman" w:cs="Times New Roman"/>
-        </w:rPr>
-        <w:t>“</w:t>
-      </w:r>
-      <w:r>
-        <w:rPr>
-          <w:rFonts w:hint="eastAsia" w:ascii="Times New Roman" w:hAnsi="Times New Roman" w:eastAsia="FangSong" w:cs="Times New Roman"/>
-        </w:rPr>
-        <w:t>第二轮习题集</w:t>
-      </w:r>
-      <w:r>
-        <w:rPr>
-          <w:rFonts w:hint="eastAsia" w:ascii="Times New Roman" w:hAnsi="Times New Roman" w:eastAsia="Times New Roman" w:cs="Times New Roman"/>
-        </w:rPr>
-        <w:t>-</w:t>
-      </w:r>
-      <w:r>
-        <w:rPr>
-          <w:rFonts w:hint="eastAsia" w:ascii="Times New Roman" w:hAnsi="Times New Roman" w:eastAsia="FangSong" w:cs="Times New Roman"/>
-        </w:rPr>
-        <w:t>化学原理</w:t>
-      </w:r>
-      <w:r>
-        <w:rPr>
-          <w:rFonts w:hint="eastAsia" w:ascii="Times New Roman" w:hAnsi="Times New Roman" w:eastAsia="Times New Roman" w:cs="Times New Roman"/>
-        </w:rPr>
-        <w:t>II”</w:t>
-      </w:r>
-      <w:r>
-        <w:rPr>
-          <w:rFonts w:ascii="Times New Roman" w:hAnsi="Times New Roman" w:eastAsia="Times New Roman" w:cs="Times New Roman"/>
-        </w:rPr>
-        <w:t xml:space="preserve"> </w:t>
-      </w:r>
-      <w:r>
-        <w:rPr>
-          <w:rFonts w:ascii="Times New Roman" w:hAnsi="Times New Roman" w:eastAsia="Times New Roman" w:cs="Times New Roman"/>
-          <w:b/>
-          <w:bCs/>
-          <w:i/>
-          <w:iCs/>
-        </w:rPr>
-        <w:t xml:space="preserve"> </w:t>
-      </w:r>
-      <w:r>
-        <w:rPr>
-          <w:rFonts w:ascii="Times New Roman" w:hAnsi="Times New Roman" w:eastAsia="Times New Roman" w:cs="Times New Roman"/>
-        </w:rPr>
-        <w:t xml:space="preserve"> </w:t>
-      </w:r>
-      <w:r>
-        <w:rPr>
-          <w:rFonts w:ascii="Times New Roman" w:hAnsi="Times New Roman" w:eastAsia="Times New Roman" w:cs="Times New Roman"/>
-        </w:rPr>
-        <w:t xml:space="preserve">### </w:t>
-      </w:r>
-      <w:r>
-        <w:rPr>
-          <w:rFonts w:hint="eastAsia" w:ascii="Times New Roman" w:hAnsi="Times New Roman" w:eastAsia="FangSong" w:cs="Times New Roman"/>
+          <w:rFonts w:hint="eastAsia" w:ascii="Times New Roman" w:hAnsi="Times New Roman" w:eastAsia="SimHei" w:cs="Times New Roman"/>
         </w:rPr>
         <w:t>第</w:t>
       </w:r>
@@ -14855,7 +14541,7 @@
       </w:r>
       <w:r>
         <w:rPr>
-          <w:rFonts w:hint="eastAsia" w:ascii="Times New Roman" w:hAnsi="Times New Roman" w:eastAsia="FangSong" w:cs="Times New Roman"/>
+          <w:rFonts w:hint="eastAsia" w:ascii="Times New Roman" w:hAnsi="Times New Roman" w:eastAsia="SimHei" w:cs="Times New Roman"/>
         </w:rPr>
         <w:t>题</w:t>
       </w:r>
@@ -15439,8 +15125,8 @@
         </w:pict>
       </w:r>
     </w:p>
-    <w:bookmarkEnd w:id="29"/>
-    <w:bookmarkStart w:id="30" w:name="第17题"/>
+    <w:bookmarkEnd w:id="30"/>
+    <w:bookmarkStart w:id="31" w:name="第17题"/>
     <w:p>
       <w:pPr>
         <w:pStyle w:val="Heading3"/>
@@ -15902,8 +15588,8 @@
         </w:pict>
       </w:r>
     </w:p>
-    <w:bookmarkEnd w:id="30"/>
-    <w:bookmarkStart w:id="31" w:name="第18题"/>
+    <w:bookmarkEnd w:id="31"/>
+    <w:bookmarkStart w:id="32" w:name="第18题"/>
     <w:p>
       <w:pPr>
         <w:pStyle w:val="Heading3"/>
@@ -21227,8 +20913,8 @@
         </w:pict>
       </w:r>
     </w:p>
-    <w:bookmarkEnd w:id="31"/>
-    <w:bookmarkStart w:id="32" w:name="第19题"/>
+    <w:bookmarkEnd w:id="32"/>
+    <w:bookmarkStart w:id="33" w:name="第19题"/>
     <w:p>
       <w:pPr>
         <w:pStyle w:val="Heading3"/>
@@ -22323,8 +22009,8 @@
         </w:pict>
       </w:r>
     </w:p>
-    <w:bookmarkEnd w:id="32"/>
-    <w:bookmarkStart w:id="33" w:name="第20题"/>
+    <w:bookmarkEnd w:id="33"/>
+    <w:bookmarkStart w:id="34" w:name="第20题"/>
     <w:p>
       <w:pPr>
         <w:pStyle w:val="Heading3"/>
@@ -23391,8 +23077,8 @@
         </w:pict>
       </w:r>
     </w:p>
-    <w:bookmarkEnd w:id="33"/>
-    <w:bookmarkStart w:id="34" w:name="第21题"/>
+    <w:bookmarkEnd w:id="34"/>
+    <w:bookmarkStart w:id="35" w:name="第21题"/>
     <w:p>
       <w:pPr>
         <w:pStyle w:val="Heading3"/>
@@ -23652,8 +23338,8 @@
         </w:pict>
       </w:r>
     </w:p>
-    <w:bookmarkEnd w:id="34"/>
-    <w:bookmarkStart w:id="35" w:name="第22题"/>
+    <w:bookmarkEnd w:id="35"/>
+    <w:bookmarkStart w:id="36" w:name="第22题"/>
     <w:p>
       <w:pPr>
         <w:pStyle w:val="Heading3"/>
@@ -24291,8 +23977,8 @@
         </w:pict>
       </w:r>
     </w:p>
-    <w:bookmarkEnd w:id="35"/>
-    <w:bookmarkStart w:id="42" w:name="第23题"/>
+    <w:bookmarkEnd w:id="36"/>
+    <w:bookmarkStart w:id="43" w:name="第23题"/>
     <w:p>
       <w:pPr>
         <w:pStyle w:val="Heading3"/>
@@ -24743,18 +24429,18 @@
           <wp:inline>
             <wp:extent cx="3600000" cy="1617874"/>
             <wp:effectExtent b="0" l="0" r="0" t="0"/>
-            <wp:docPr descr="" title="" id="37" name="Picture"/>
+            <wp:docPr descr="" title="" id="38" name="Picture"/>
             <a:graphic>
               <a:graphicData uri="http://schemas.openxmlformats.org/drawingml/2006/picture">
                 <pic:pic>
                   <pic:nvPicPr>
-                    <pic:cNvPr descr="06-外部资料导入/真题/images/dbf9ff5d568ea429a06b05a8751ba3f92f7766270ace4378eb613607308ea8a7.jpg" id="38" name="Picture"/>
+                    <pic:cNvPr descr="06-外部资料导入/真题/images/dbf9ff5d568ea429a06b05a8751ba3f92f7766270ace4378eb613607308ea8a7.jpg" id="39" name="Picture"/>
                     <pic:cNvPicPr>
                       <a:picLocks noChangeArrowheads="1" noChangeAspect="1"/>
                     </pic:cNvPicPr>
                   </pic:nvPicPr>
                   <pic:blipFill>
-                    <a:blip r:embed="rId36"/>
+                    <a:blip r:embed="rId37"/>
                     <a:stretch>
                       <a:fillRect/>
                     </a:stretch>
@@ -27159,18 +26845,18 @@
           <wp:inline>
             <wp:extent cx="3600000" cy="624382"/>
             <wp:effectExtent b="0" l="0" r="0" t="0"/>
-            <wp:docPr descr="" title="" id="40" name="Picture"/>
+            <wp:docPr descr="" title="" id="41" name="Picture"/>
             <a:graphic>
               <a:graphicData uri="http://schemas.openxmlformats.org/drawingml/2006/picture">
                 <pic:pic>
                   <pic:nvPicPr>
-                    <pic:cNvPr descr="06-外部资料导入/真题/images/261dec3dff32918ee9e043b3bad05095137ca4293d185ce69d95a6f490f9a81f.jpg" id="41" name="Picture"/>
+                    <pic:cNvPr descr="06-外部资料导入/真题/images/261dec3dff32918ee9e043b3bad05095137ca4293d185ce69d95a6f490f9a81f.jpg" id="42" name="Picture"/>
                     <pic:cNvPicPr>
                       <a:picLocks noChangeArrowheads="1" noChangeAspect="1"/>
                     </pic:cNvPicPr>
                   </pic:nvPicPr>
                   <pic:blipFill>
-                    <a:blip r:embed="rId39"/>
+                    <a:blip r:embed="rId40"/>
                     <a:stretch>
                       <a:fillRect/>
                     </a:stretch>
@@ -28641,8 +28327,8 @@
         </w:pict>
       </w:r>
     </w:p>
-    <w:bookmarkEnd w:id="42"/>
-    <w:bookmarkStart w:id="43" w:name="第24题"/>
+    <w:bookmarkEnd w:id="43"/>
+    <w:bookmarkStart w:id="44" w:name="第24题"/>
     <w:p>
       <w:pPr>
         <w:pStyle w:val="Heading3"/>
@@ -30117,8 +29803,8 @@
         </w:pict>
       </w:r>
     </w:p>
-    <w:bookmarkEnd w:id="43"/>
-    <w:bookmarkStart w:id="47" w:name="第25题"/>
+    <w:bookmarkEnd w:id="44"/>
+    <w:bookmarkStart w:id="48" w:name="第25题"/>
     <w:p>
       <w:pPr>
         <w:pStyle w:val="Heading3"/>
@@ -30174,18 +29860,18 @@
           <wp:inline>
             <wp:extent cx="3600000" cy="1178822"/>
             <wp:effectExtent b="0" l="0" r="0" t="0"/>
-            <wp:docPr descr="" title="" id="45" name="Picture"/>
+            <wp:docPr descr="" title="" id="46" name="Picture"/>
             <a:graphic>
               <a:graphicData uri="http://schemas.openxmlformats.org/drawingml/2006/picture">
                 <pic:pic>
                   <pic:nvPicPr>
-                    <pic:cNvPr descr="2a324d5c2d6d4bb665c89ab1e4872ef43a60dfa95209a0225ae3ac873484bfd9.jpg" id="46" name="Picture"/>
+                    <pic:cNvPr descr="2a324d5c2d6d4bb665c89ab1e4872ef43a60dfa95209a0225ae3ac873484bfd9.jpg" id="47" name="Picture"/>
                     <pic:cNvPicPr>
                       <a:picLocks noChangeArrowheads="1" noChangeAspect="1"/>
                     </pic:cNvPicPr>
                   </pic:nvPicPr>
                   <pic:blipFill>
-                    <a:blip r:embed="rId44"/>
+                    <a:blip r:embed="rId45"/>
                     <a:stretch>
                       <a:fillRect/>
                     </a:stretch>
@@ -30729,9 +30415,9 @@
         </w:pict>
       </w:r>
     </w:p>
-    <w:bookmarkEnd w:id="47"/>
     <w:bookmarkEnd w:id="48"/>
     <w:bookmarkEnd w:id="49"/>
+    <w:bookmarkEnd w:id="50"/>
     <w:sectPr>
       <w:footerReference w:type="default" r:id="rId9"/>
       <w:footnotePr>

--- a/00-首页/题组Word/第一轮·竞赛教材版/第一轮原理-4-化学动力学-学生版.docx
+++ b/00-首页/题组Word/第一轮·竞赛教材版/第一轮原理-4-化学动力学-学生版.docx
@@ -9494,27 +9494,9 @@
       </w:pPr>
       <w:r>
         <w:rPr>
-          <w:rFonts w:hint="eastAsia" w:ascii="Times New Roman" w:hAnsi="Times New Roman" w:eastAsia="Times New Roman" w:cs="Times New Roman"/>
-        </w:rPr>
-        <w:t>【</w:t>
-      </w:r>
-      <w:r>
-        <w:rPr>
-          <w:rFonts w:hint="eastAsia" w:ascii="Times New Roman" w:hAnsi="Times New Roman" w:eastAsia="FangSong" w:cs="Times New Roman"/>
-        </w:rPr>
-        <w:t>例</w:t>
-      </w:r>
-      <w:r>
-        <w:rPr>
-          <w:rFonts w:hint="eastAsia" w:ascii="Times New Roman" w:hAnsi="Times New Roman" w:eastAsia="Times New Roman" w:cs="Times New Roman"/>
-        </w:rPr>
-        <w:t>11】</w:t>
-      </w:r>
-      <w:r>
-        <w:rPr>
-          <w:rFonts w:hint="eastAsia" w:ascii="Times New Roman" w:hAnsi="Times New Roman" w:eastAsia="FangSong" w:cs="Times New Roman"/>
-        </w:rPr>
-        <w:t>已知反应</w:t>
+          <w:rFonts w:hint="eastAsia" w:ascii="Times New Roman" w:hAnsi="Times New Roman" w:eastAsia="FangSong" w:cs="Times New Roman"/>
+        </w:rPr>
+        <w:t xml:space="preserve">已知反应</w:t>
       </w:r>
       <w:r>
         <w:rPr>
@@ -9881,33 +9863,9 @@
       </w:pPr>
       <w:r>
         <w:rPr>
-          <w:rFonts w:hint="eastAsia" w:ascii="Times New Roman" w:hAnsi="Times New Roman" w:eastAsia="Times New Roman" w:cs="Times New Roman"/>
-        </w:rPr>
-        <w:t>【</w:t>
-      </w:r>
-      <w:r>
-        <w:rPr>
-          <w:rFonts w:hint="eastAsia" w:ascii="Times New Roman" w:hAnsi="Times New Roman" w:eastAsia="FangSong" w:cs="Times New Roman"/>
-        </w:rPr>
-        <w:t>例</w:t>
-      </w:r>
-      <w:r>
-        <w:rPr>
-          <w:rFonts w:ascii="Times New Roman" w:hAnsi="Times New Roman" w:eastAsia="Times New Roman" w:cs="Times New Roman"/>
-        </w:rPr>
-        <w:t xml:space="preserve"> </w:t>
-      </w:r>
-      <w:r>
-        <w:rPr>
-          <w:rFonts w:hint="eastAsia" w:ascii="Times New Roman" w:hAnsi="Times New Roman" w:eastAsia="Times New Roman" w:cs="Times New Roman"/>
-        </w:rPr>
-        <w:t>12】</w:t>
-      </w:r>
-      <w:r>
-        <w:rPr>
-          <w:rFonts w:hint="eastAsia" w:ascii="Times New Roman" w:hAnsi="Times New Roman" w:eastAsia="FangSong" w:cs="Times New Roman"/>
-        </w:rPr>
-        <w:t>已知反应</w:t>
+          <w:rFonts w:hint="eastAsia" w:ascii="Times New Roman" w:hAnsi="Times New Roman" w:eastAsia="FangSong" w:cs="Times New Roman"/>
+        </w:rPr>
+        <w:t xml:space="preserve">已知反应</w:t>
       </w:r>
       <w:r>
         <w:rPr>
@@ -10406,33 +10364,9 @@
       </w:pPr>
       <w:r>
         <w:rPr>
-          <w:rFonts w:hint="eastAsia" w:ascii="Times New Roman" w:hAnsi="Times New Roman" w:eastAsia="Times New Roman" w:cs="Times New Roman"/>
-        </w:rPr>
-        <w:t>【</w:t>
-      </w:r>
-      <w:r>
-        <w:rPr>
-          <w:rFonts w:hint="eastAsia" w:ascii="Times New Roman" w:hAnsi="Times New Roman" w:eastAsia="FangSong" w:cs="Times New Roman"/>
-        </w:rPr>
-        <w:t>例</w:t>
-      </w:r>
-      <w:r>
-        <w:rPr>
-          <w:rFonts w:ascii="Times New Roman" w:hAnsi="Times New Roman" w:eastAsia="Times New Roman" w:cs="Times New Roman"/>
-        </w:rPr>
-        <w:t xml:space="preserve"> </w:t>
-      </w:r>
-      <w:r>
-        <w:rPr>
-          <w:rFonts w:hint="eastAsia" w:ascii="Times New Roman" w:hAnsi="Times New Roman" w:eastAsia="Times New Roman" w:cs="Times New Roman"/>
-        </w:rPr>
-        <w:t>2】</w:t>
-      </w:r>
-      <w:r>
-        <w:rPr>
-          <w:rFonts w:hint="eastAsia" w:ascii="Times New Roman" w:hAnsi="Times New Roman" w:eastAsia="FangSong" w:cs="Times New Roman"/>
-        </w:rPr>
-        <w:t>已知反应</w:t>
+          <w:rFonts w:hint="eastAsia" w:ascii="Times New Roman" w:hAnsi="Times New Roman" w:eastAsia="FangSong" w:cs="Times New Roman"/>
+        </w:rPr>
+        <w:t xml:space="preserve">已知反应</w:t>
       </w:r>
       <w:r>
         <w:rPr>
@@ -11787,30 +11721,6 @@
       <w:pPr>
         <w:pStyle w:val="FirstParagraph"/>
       </w:pPr>
-      <w:r>
-        <w:rPr>
-          <w:rFonts w:hint="eastAsia" w:ascii="Times New Roman" w:hAnsi="Times New Roman" w:eastAsia="Times New Roman" w:cs="Times New Roman"/>
-        </w:rPr>
-        <w:t>【</w:t>
-      </w:r>
-      <w:r>
-        <w:rPr>
-          <w:rFonts w:hint="eastAsia" w:ascii="Times New Roman" w:hAnsi="Times New Roman" w:eastAsia="FangSong" w:cs="Times New Roman"/>
-        </w:rPr>
-        <w:t>例</w:t>
-      </w:r>
-      <w:r>
-        <w:rPr>
-          <w:rFonts w:ascii="Times New Roman" w:hAnsi="Times New Roman" w:eastAsia="Times New Roman" w:cs="Times New Roman"/>
-        </w:rPr>
-        <w:t xml:space="preserve"> 8】</w:t>
-      </w:r>
-      <w:r>
-        <w:rPr>
-          <w:rFonts w:ascii="Times New Roman" w:hAnsi="Times New Roman" w:eastAsia="Times New Roman" w:cs="Times New Roman"/>
-        </w:rPr>
-        <w:t xml:space="preserve"> </w:t>
-      </w:r>
       <m:oMath>
         <m:r>
           <m:t>F</m:t>
